--- a/lessons/2-5/downloads/reveal/teacher/2.5-exit-tickets.docx
+++ b/lessons/2-5/downloads/reveal/teacher/2.5-exit-tickets.docx
@@ -4,6 +4,7 @@
   <w:body>
     <w:p>
       <w:pPr>
+        <w:pStyle w:val="Heading1"/>
         <w:tabs>
           <w:tab w:val="left" w:pos="5200"/>
           <w:tab w:val="right" w:leader="underscore" w:pos="9504"/>
@@ -34,7 +35,7 @@
         <w:rPr>
           <w:rFonts w:ascii="Avenir Next" w:hAnsi="Avenir Next" w:cs="Avenir Next" w:eastAsia="Avenir Next"/>
           <w:color w:val="1A1A1A"/>
-          <w:sz w:val="18"/>
+          <w:sz w:val="22"/>
           <w:szCs w:val="18"/>
         </w:rPr>
         <w:t xml:space="preserve">Name</w:t>
@@ -119,25 +120,25 @@
                 <w:rFonts w:ascii="Avenir Next" w:hAnsi="Avenir Next" w:cs="Avenir Next" w:eastAsia="Avenir Next"/>
                 <w:b/>
                 <w:color w:val="1A1A1A"/>
+                <w:sz w:val="22"/>
+                <w:szCs w:val="20"/>
+              </w:rPr>
+              <w:t xml:space="preserve">1.</w:t>
+            </w:r>
+            <w:r>
+              <w:rPr>
+                <w:rFonts w:ascii="Avenir Next" w:hAnsi="Avenir Next" w:cs="Avenir Next" w:eastAsia="Avenir Next"/>
+                <w:color w:val="1A1A1A"/>
                 <w:sz w:val="20"/>
                 <w:szCs w:val="20"/>
               </w:rPr>
-              <w:t xml:space="preserve">1.</w:t>
-            </w:r>
-            <w:r>
-              <w:rPr>
-                <w:rFonts w:ascii="Avenir Next" w:hAnsi="Avenir Next" w:cs="Avenir Next" w:eastAsia="Avenir Next"/>
-                <w:color w:val="1A1A1A"/>
-                <w:sz w:val="20"/>
-                <w:szCs w:val="20"/>
-              </w:rPr>
               <w:tab/>
             </w:r>
             <w:r>
               <w:rPr>
                 <w:rFonts w:ascii="Avenir Next" w:hAnsi="Avenir Next" w:cs="Avenir Next" w:eastAsia="Avenir Next"/>
                 <w:color w:val="1A1A1A"/>
-                <w:sz w:val="20"/>
+                <w:sz w:val="22"/>
                 <w:szCs w:val="20"/>
               </w:rPr>
               <w:t xml:space="preserve">Data: 3, 10, 7, 14, 5, 12, 8.</w:t>
@@ -192,25 +193,25 @@
                       <w:rFonts w:ascii="Avenir Next" w:hAnsi="Avenir Next" w:cs="Avenir Next" w:eastAsia="Avenir Next"/>
                       <w:b/>
                       <w:color w:val="003A70"/>
+                      <w:sz w:val="22"/>
+                      <w:szCs w:val="20"/>
+                    </w:rPr>
+                    <w:t xml:space="preserve">a.</w:t>
+                  </w:r>
+                  <w:r>
+                    <w:rPr>
+                      <w:rFonts w:ascii="Avenir Next" w:hAnsi="Avenir Next" w:cs="Avenir Next" w:eastAsia="Avenir Next"/>
+                      <w:color w:val="1A1A1A"/>
                       <w:sz w:val="20"/>
                       <w:szCs w:val="20"/>
                     </w:rPr>
-                    <w:t xml:space="preserve">a.</w:t>
-                  </w:r>
-                  <w:r>
-                    <w:rPr>
-                      <w:rFonts w:ascii="Avenir Next" w:hAnsi="Avenir Next" w:cs="Avenir Next" w:eastAsia="Avenir Next"/>
-                      <w:color w:val="1A1A1A"/>
-                      <w:sz w:val="20"/>
-                      <w:szCs w:val="20"/>
-                    </w:rPr>
                     <w:tab/>
                   </w:r>
                   <w:r>
                     <w:rPr>
                       <w:rFonts w:ascii="Avenir Next" w:hAnsi="Avenir Next" w:cs="Avenir Next" w:eastAsia="Avenir Next"/>
                       <w:color w:val="1A1A1A"/>
-                      <w:sz w:val="20"/>
+                      <w:sz w:val="22"/>
                       <w:szCs w:val="20"/>
                     </w:rPr>
                     <w:t xml:space="preserve">Range:</w:t>
@@ -254,25 +255,25 @@
                       <w:rFonts w:ascii="Avenir Next" w:hAnsi="Avenir Next" w:cs="Avenir Next" w:eastAsia="Avenir Next"/>
                       <w:b/>
                       <w:color w:val="003A70"/>
+                      <w:sz w:val="22"/>
+                      <w:szCs w:val="20"/>
+                    </w:rPr>
+                    <w:t xml:space="preserve">b.</w:t>
+                  </w:r>
+                  <w:r>
+                    <w:rPr>
+                      <w:rFonts w:ascii="Avenir Next" w:hAnsi="Avenir Next" w:cs="Avenir Next" w:eastAsia="Avenir Next"/>
+                      <w:color w:val="1A1A1A"/>
                       <w:sz w:val="20"/>
                       <w:szCs w:val="20"/>
                     </w:rPr>
-                    <w:t xml:space="preserve">b.</w:t>
-                  </w:r>
-                  <w:r>
-                    <w:rPr>
-                      <w:rFonts w:ascii="Avenir Next" w:hAnsi="Avenir Next" w:cs="Avenir Next" w:eastAsia="Avenir Next"/>
-                      <w:color w:val="1A1A1A"/>
-                      <w:sz w:val="20"/>
-                      <w:szCs w:val="20"/>
-                    </w:rPr>
                     <w:tab/>
                   </w:r>
                   <w:r>
                     <w:rPr>
                       <w:rFonts w:ascii="Avenir Next" w:hAnsi="Avenir Next" w:cs="Avenir Next" w:eastAsia="Avenir Next"/>
                       <w:color w:val="1A1A1A"/>
-                      <w:sz w:val="20"/>
+                      <w:sz w:val="22"/>
                       <w:szCs w:val="20"/>
                     </w:rPr>
                     <w:t xml:space="preserve">IQR:</w:t>
@@ -365,25 +366,25 @@
                 <w:rFonts w:ascii="Avenir Next" w:hAnsi="Avenir Next" w:cs="Avenir Next" w:eastAsia="Avenir Next"/>
                 <w:b/>
                 <w:color w:val="1A1A1A"/>
+                <w:sz w:val="22"/>
+                <w:szCs w:val="20"/>
+              </w:rPr>
+              <w:t xml:space="preserve">2.</w:t>
+            </w:r>
+            <w:r>
+              <w:rPr>
+                <w:rFonts w:ascii="Avenir Next" w:hAnsi="Avenir Next" w:cs="Avenir Next" w:eastAsia="Avenir Next"/>
+                <w:color w:val="1A1A1A"/>
                 <w:sz w:val="20"/>
                 <w:szCs w:val="20"/>
               </w:rPr>
-              <w:t xml:space="preserve">2.</w:t>
-            </w:r>
-            <w:r>
-              <w:rPr>
-                <w:rFonts w:ascii="Avenir Next" w:hAnsi="Avenir Next" w:cs="Avenir Next" w:eastAsia="Avenir Next"/>
-                <w:color w:val="1A1A1A"/>
-                <w:sz w:val="20"/>
-                <w:szCs w:val="20"/>
-              </w:rPr>
               <w:tab/>
             </w:r>
             <w:r>
               <w:rPr>
                 <w:rFonts w:ascii="Avenir Next" w:hAnsi="Avenir Next" w:cs="Avenir Next" w:eastAsia="Avenir Next"/>
                 <w:color w:val="1A1A1A"/>
-                <w:sz w:val="20"/>
+                <w:sz w:val="22"/>
                 <w:szCs w:val="20"/>
               </w:rPr>
               <w:t xml:space="preserve">A box plot shows min 6, Q1 10, median 14, Q3 22, max 30. Find the range and the IQR.</w:t>
@@ -402,7 +403,7 @@
                 <w:rFonts w:ascii="Avenir Next" w:hAnsi="Avenir Next" w:cs="Avenir Next" w:eastAsia="Avenir Next"/>
                 <w:b/>
                 <w:color w:val="1A1A1A"/>
-                <w:sz w:val="18"/>
+                <w:sz w:val="22"/>
                 <w:szCs w:val="18"/>
               </w:rPr>
               <w:t xml:space="preserve">Range; IQR</w:t>
@@ -477,28 +478,28 @@
                 <w:rFonts w:ascii="Avenir Next" w:hAnsi="Avenir Next" w:cs="Avenir Next" w:eastAsia="Avenir Next"/>
                 <w:b/>
                 <w:color w:val="1A1A1A"/>
+                <w:sz w:val="22"/>
+                <w:szCs w:val="20"/>
+              </w:rPr>
+              <w:t xml:space="preserve">3.</w:t>
+            </w:r>
+            <w:r>
+              <w:rPr>
+                <w:rFonts w:ascii="Avenir Next" w:hAnsi="Avenir Next" w:cs="Avenir Next" w:eastAsia="Avenir Next"/>
+                <w:color w:val="1A1A1A"/>
                 <w:sz w:val="20"/>
                 <w:szCs w:val="20"/>
               </w:rPr>
-              <w:t xml:space="preserve">3.</w:t>
-            </w:r>
-            <w:r>
-              <w:rPr>
-                <w:rFonts w:ascii="Avenir Next" w:hAnsi="Avenir Next" w:cs="Avenir Next" w:eastAsia="Avenir Next"/>
-                <w:color w:val="1A1A1A"/>
-                <w:sz w:val="20"/>
-                <w:szCs w:val="20"/>
-              </w:rPr>
               <w:tab/>
             </w:r>
             <w:r>
               <w:rPr>
                 <w:rFonts w:ascii="Avenir Next" w:hAnsi="Avenir Next" w:cs="Avenir Next" w:eastAsia="Avenir Next"/>
                 <w:color w:val="1A1A1A"/>
-                <w:sz w:val="20"/>
-                <w:szCs w:val="20"/>
-              </w:rPr>
-              <w:t xml:space="preserve">The greatest value in a data set doubles. What happens?</w:t>
+                <w:sz w:val="22"/>
+                <w:szCs w:val="20"/>
+              </w:rPr>
+              <w:t xml:space="preserve">In 1, 2, 3, 4, 5, 6, 7, the greatest value doubles to 14. Using medians of the halves, which spread measure changes?</w:t>
             </w:r>
           </w:p>
           <w:tbl>
@@ -549,25 +550,25 @@
                       <w:rFonts w:ascii="Avenir Next" w:hAnsi="Avenir Next" w:cs="Avenir Next" w:eastAsia="Avenir Next"/>
                       <w:b/>
                       <w:color w:val="003A70"/>
+                      <w:sz w:val="22"/>
+                      <w:szCs w:val="19"/>
+                    </w:rPr>
+                    <w:t xml:space="preserve">A</w:t>
+                  </w:r>
+                  <w:r>
+                    <w:rPr>
+                      <w:rFonts w:ascii="Avenir Next" w:hAnsi="Avenir Next" w:cs="Avenir Next" w:eastAsia="Avenir Next"/>
+                      <w:color w:val="1A1A1A"/>
                       <w:sz w:val="19"/>
                       <w:szCs w:val="19"/>
                     </w:rPr>
-                    <w:t xml:space="preserve">A</w:t>
-                  </w:r>
-                  <w:r>
-                    <w:rPr>
-                      <w:rFonts w:ascii="Avenir Next" w:hAnsi="Avenir Next" w:cs="Avenir Next" w:eastAsia="Avenir Next"/>
-                      <w:color w:val="1A1A1A"/>
-                      <w:sz w:val="19"/>
-                      <w:szCs w:val="19"/>
-                    </w:rPr>
                     <w:tab/>
                   </w:r>
                   <w:r>
                     <w:rPr>
                       <w:rFonts w:ascii="Avenir Next" w:hAnsi="Avenir Next" w:cs="Avenir Next" w:eastAsia="Avenir Next"/>
                       <w:color w:val="1A1A1A"/>
-                      <w:sz w:val="19"/>
+                      <w:sz w:val="22"/>
                       <w:szCs w:val="19"/>
                     </w:rPr>
                     <w:t xml:space="preserve">Only the IQR changes</w:t>
@@ -592,25 +593,25 @@
                       <w:rFonts w:ascii="Avenir Next" w:hAnsi="Avenir Next" w:cs="Avenir Next" w:eastAsia="Avenir Next"/>
                       <w:b/>
                       <w:color w:val="003A70"/>
+                      <w:sz w:val="22"/>
+                      <w:szCs w:val="19"/>
+                    </w:rPr>
+                    <w:t xml:space="preserve">B</w:t>
+                  </w:r>
+                  <w:r>
+                    <w:rPr>
+                      <w:rFonts w:ascii="Avenir Next" w:hAnsi="Avenir Next" w:cs="Avenir Next" w:eastAsia="Avenir Next"/>
+                      <w:color w:val="1A1A1A"/>
                       <w:sz w:val="19"/>
                       <w:szCs w:val="19"/>
                     </w:rPr>
-                    <w:t xml:space="preserve">B</w:t>
-                  </w:r>
-                  <w:r>
-                    <w:rPr>
-                      <w:rFonts w:ascii="Avenir Next" w:hAnsi="Avenir Next" w:cs="Avenir Next" w:eastAsia="Avenir Next"/>
-                      <w:color w:val="1A1A1A"/>
-                      <w:sz w:val="19"/>
-                      <w:szCs w:val="19"/>
-                    </w:rPr>
                     <w:tab/>
                   </w:r>
                   <w:r>
                     <w:rPr>
                       <w:rFonts w:ascii="Avenir Next" w:hAnsi="Avenir Next" w:cs="Avenir Next" w:eastAsia="Avenir Next"/>
                       <w:color w:val="1A1A1A"/>
-                      <w:sz w:val="19"/>
+                      <w:sz w:val="22"/>
                       <w:szCs w:val="19"/>
                     </w:rPr>
                     <w:t xml:space="preserve">Only the range changes</w:t>
@@ -640,25 +641,25 @@
                       <w:rFonts w:ascii="Avenir Next" w:hAnsi="Avenir Next" w:cs="Avenir Next" w:eastAsia="Avenir Next"/>
                       <w:b/>
                       <w:color w:val="003A70"/>
+                      <w:sz w:val="22"/>
+                      <w:szCs w:val="19"/>
+                    </w:rPr>
+                    <w:t xml:space="preserve">C</w:t>
+                  </w:r>
+                  <w:r>
+                    <w:rPr>
+                      <w:rFonts w:ascii="Avenir Next" w:hAnsi="Avenir Next" w:cs="Avenir Next" w:eastAsia="Avenir Next"/>
+                      <w:color w:val="1A1A1A"/>
                       <w:sz w:val="19"/>
                       <w:szCs w:val="19"/>
                     </w:rPr>
-                    <w:t xml:space="preserve">C</w:t>
-                  </w:r>
-                  <w:r>
-                    <w:rPr>
-                      <w:rFonts w:ascii="Avenir Next" w:hAnsi="Avenir Next" w:cs="Avenir Next" w:eastAsia="Avenir Next"/>
-                      <w:color w:val="1A1A1A"/>
-                      <w:sz w:val="19"/>
-                      <w:szCs w:val="19"/>
-                    </w:rPr>
                     <w:tab/>
                   </w:r>
                   <w:r>
                     <w:rPr>
                       <w:rFonts w:ascii="Avenir Next" w:hAnsi="Avenir Next" w:cs="Avenir Next" w:eastAsia="Avenir Next"/>
                       <w:color w:val="1A1A1A"/>
-                      <w:sz w:val="19"/>
+                      <w:sz w:val="22"/>
                       <w:szCs w:val="19"/>
                     </w:rPr>
                     <w:t xml:space="preserve">Both change</w:t>
@@ -683,25 +684,25 @@
                       <w:rFonts w:ascii="Avenir Next" w:hAnsi="Avenir Next" w:cs="Avenir Next" w:eastAsia="Avenir Next"/>
                       <w:b/>
                       <w:color w:val="003A70"/>
+                      <w:sz w:val="22"/>
+                      <w:szCs w:val="19"/>
+                    </w:rPr>
+                    <w:t xml:space="preserve">D</w:t>
+                  </w:r>
+                  <w:r>
+                    <w:rPr>
+                      <w:rFonts w:ascii="Avenir Next" w:hAnsi="Avenir Next" w:cs="Avenir Next" w:eastAsia="Avenir Next"/>
+                      <w:color w:val="1A1A1A"/>
                       <w:sz w:val="19"/>
                       <w:szCs w:val="19"/>
                     </w:rPr>
-                    <w:t xml:space="preserve">D</w:t>
-                  </w:r>
-                  <w:r>
-                    <w:rPr>
-                      <w:rFonts w:ascii="Avenir Next" w:hAnsi="Avenir Next" w:cs="Avenir Next" w:eastAsia="Avenir Next"/>
-                      <w:color w:val="1A1A1A"/>
-                      <w:sz w:val="19"/>
-                      <w:szCs w:val="19"/>
-                    </w:rPr>
                     <w:tab/>
                   </w:r>
                   <w:r>
                     <w:rPr>
                       <w:rFonts w:ascii="Avenir Next" w:hAnsi="Avenir Next" w:cs="Avenir Next" w:eastAsia="Avenir Next"/>
                       <w:color w:val="1A1A1A"/>
-                      <w:sz w:val="19"/>
+                      <w:sz w:val="22"/>
                       <w:szCs w:val="19"/>
                     </w:rPr>
                     <w:t xml:space="preserve">Neither changes</w:t>
@@ -751,7 +752,7 @@
         <w:rPr>
           <w:rFonts w:ascii="Avenir Next" w:hAnsi="Avenir Next" w:cs="Avenir Next" w:eastAsia="Avenir Next"/>
           <w:color w:val="1A1A1A"/>
-          <w:sz w:val="17"/>
+          <w:sz w:val="22"/>
           <w:szCs w:val="17"/>
         </w:rPr>
         <w:t xml:space="preserve">  I got it</w:t>
@@ -769,7 +770,7 @@
         <w:rPr>
           <w:rFonts w:ascii="Avenir Next" w:hAnsi="Avenir Next" w:cs="Avenir Next" w:eastAsia="Avenir Next"/>
           <w:color w:val="1A1A1A"/>
-          <w:sz w:val="17"/>
+          <w:sz w:val="22"/>
           <w:szCs w:val="17"/>
         </w:rPr>
         <w:t xml:space="preserve">  Almost</w:t>
@@ -787,7 +788,7 @@
         <w:rPr>
           <w:rFonts w:ascii="Avenir Next" w:hAnsi="Avenir Next" w:cs="Avenir Next" w:eastAsia="Avenir Next"/>
           <w:color w:val="1A1A1A"/>
-          <w:sz w:val="17"/>
+          <w:sz w:val="22"/>
           <w:szCs w:val="17"/>
         </w:rPr>
         <w:t xml:space="preserve">  I need help</w:t>
@@ -844,7 +845,7 @@
         <w:rPr>
           <w:rFonts w:ascii="Avenir Next" w:hAnsi="Avenir Next" w:cs="Avenir Next" w:eastAsia="Avenir Next"/>
           <w:color w:val="1A1A1A"/>
-          <w:sz w:val="18"/>
+          <w:sz w:val="22"/>
           <w:szCs w:val="18"/>
         </w:rPr>
         <w:t xml:space="preserve">Name</w:t>
@@ -929,25 +930,25 @@
                 <w:rFonts w:ascii="Avenir Next" w:hAnsi="Avenir Next" w:cs="Avenir Next" w:eastAsia="Avenir Next"/>
                 <w:b/>
                 <w:color w:val="1A1A1A"/>
+                <w:sz w:val="22"/>
+                <w:szCs w:val="20"/>
+              </w:rPr>
+              <w:t xml:space="preserve">1.</w:t>
+            </w:r>
+            <w:r>
+              <w:rPr>
+                <w:rFonts w:ascii="Avenir Next" w:hAnsi="Avenir Next" w:cs="Avenir Next" w:eastAsia="Avenir Next"/>
+                <w:color w:val="1A1A1A"/>
                 <w:sz w:val="20"/>
                 <w:szCs w:val="20"/>
               </w:rPr>
-              <w:t xml:space="preserve">1.</w:t>
-            </w:r>
-            <w:r>
-              <w:rPr>
-                <w:rFonts w:ascii="Avenir Next" w:hAnsi="Avenir Next" w:cs="Avenir Next" w:eastAsia="Avenir Next"/>
-                <w:color w:val="1A1A1A"/>
-                <w:sz w:val="20"/>
-                <w:szCs w:val="20"/>
-              </w:rPr>
               <w:tab/>
             </w:r>
             <w:r>
               <w:rPr>
                 <w:rFonts w:ascii="Avenir Next" w:hAnsi="Avenir Next" w:cs="Avenir Next" w:eastAsia="Avenir Next"/>
                 <w:color w:val="1A1A1A"/>
-                <w:sz w:val="20"/>
+                <w:sz w:val="22"/>
                 <w:szCs w:val="20"/>
               </w:rPr>
               <w:t xml:space="preserve">Data: 3, 10, 7, 14, 5, 12, 8.</w:t>
@@ -1002,25 +1003,25 @@
                       <w:rFonts w:ascii="Avenir Next" w:hAnsi="Avenir Next" w:cs="Avenir Next" w:eastAsia="Avenir Next"/>
                       <w:b/>
                       <w:color w:val="003A70"/>
+                      <w:sz w:val="22"/>
+                      <w:szCs w:val="20"/>
+                    </w:rPr>
+                    <w:t xml:space="preserve">a.</w:t>
+                  </w:r>
+                  <w:r>
+                    <w:rPr>
+                      <w:rFonts w:ascii="Avenir Next" w:hAnsi="Avenir Next" w:cs="Avenir Next" w:eastAsia="Avenir Next"/>
+                      <w:color w:val="1A1A1A"/>
                       <w:sz w:val="20"/>
                       <w:szCs w:val="20"/>
                     </w:rPr>
-                    <w:t xml:space="preserve">a.</w:t>
-                  </w:r>
-                  <w:r>
-                    <w:rPr>
-                      <w:rFonts w:ascii="Avenir Next" w:hAnsi="Avenir Next" w:cs="Avenir Next" w:eastAsia="Avenir Next"/>
-                      <w:color w:val="1A1A1A"/>
-                      <w:sz w:val="20"/>
-                      <w:szCs w:val="20"/>
-                    </w:rPr>
                     <w:tab/>
                   </w:r>
                   <w:r>
                     <w:rPr>
                       <w:rFonts w:ascii="Avenir Next" w:hAnsi="Avenir Next" w:cs="Avenir Next" w:eastAsia="Avenir Next"/>
                       <w:color w:val="1A1A1A"/>
-                      <w:sz w:val="20"/>
+                      <w:sz w:val="22"/>
                       <w:szCs w:val="20"/>
                     </w:rPr>
                     <w:t xml:space="preserve">Range:</w:t>
@@ -1064,25 +1065,25 @@
                       <w:rFonts w:ascii="Avenir Next" w:hAnsi="Avenir Next" w:cs="Avenir Next" w:eastAsia="Avenir Next"/>
                       <w:b/>
                       <w:color w:val="003A70"/>
+                      <w:sz w:val="22"/>
+                      <w:szCs w:val="20"/>
+                    </w:rPr>
+                    <w:t xml:space="preserve">b.</w:t>
+                  </w:r>
+                  <w:r>
+                    <w:rPr>
+                      <w:rFonts w:ascii="Avenir Next" w:hAnsi="Avenir Next" w:cs="Avenir Next" w:eastAsia="Avenir Next"/>
+                      <w:color w:val="1A1A1A"/>
                       <w:sz w:val="20"/>
                       <w:szCs w:val="20"/>
                     </w:rPr>
-                    <w:t xml:space="preserve">b.</w:t>
-                  </w:r>
-                  <w:r>
-                    <w:rPr>
-                      <w:rFonts w:ascii="Avenir Next" w:hAnsi="Avenir Next" w:cs="Avenir Next" w:eastAsia="Avenir Next"/>
-                      <w:color w:val="1A1A1A"/>
-                      <w:sz w:val="20"/>
-                      <w:szCs w:val="20"/>
-                    </w:rPr>
                     <w:tab/>
                   </w:r>
                   <w:r>
                     <w:rPr>
                       <w:rFonts w:ascii="Avenir Next" w:hAnsi="Avenir Next" w:cs="Avenir Next" w:eastAsia="Avenir Next"/>
                       <w:color w:val="1A1A1A"/>
-                      <w:sz w:val="20"/>
+                      <w:sz w:val="22"/>
                       <w:szCs w:val="20"/>
                     </w:rPr>
                     <w:t xml:space="preserve">IQR:</w:t>
@@ -1175,25 +1176,25 @@
                 <w:rFonts w:ascii="Avenir Next" w:hAnsi="Avenir Next" w:cs="Avenir Next" w:eastAsia="Avenir Next"/>
                 <w:b/>
                 <w:color w:val="1A1A1A"/>
+                <w:sz w:val="22"/>
+                <w:szCs w:val="20"/>
+              </w:rPr>
+              <w:t xml:space="preserve">2.</w:t>
+            </w:r>
+            <w:r>
+              <w:rPr>
+                <w:rFonts w:ascii="Avenir Next" w:hAnsi="Avenir Next" w:cs="Avenir Next" w:eastAsia="Avenir Next"/>
+                <w:color w:val="1A1A1A"/>
                 <w:sz w:val="20"/>
                 <w:szCs w:val="20"/>
               </w:rPr>
-              <w:t xml:space="preserve">2.</w:t>
-            </w:r>
-            <w:r>
-              <w:rPr>
-                <w:rFonts w:ascii="Avenir Next" w:hAnsi="Avenir Next" w:cs="Avenir Next" w:eastAsia="Avenir Next"/>
-                <w:color w:val="1A1A1A"/>
-                <w:sz w:val="20"/>
-                <w:szCs w:val="20"/>
-              </w:rPr>
               <w:tab/>
             </w:r>
             <w:r>
               <w:rPr>
                 <w:rFonts w:ascii="Avenir Next" w:hAnsi="Avenir Next" w:cs="Avenir Next" w:eastAsia="Avenir Next"/>
                 <w:color w:val="1A1A1A"/>
-                <w:sz w:val="20"/>
+                <w:sz w:val="22"/>
                 <w:szCs w:val="20"/>
               </w:rPr>
               <w:t xml:space="preserve">A box plot shows min 6, Q1 10, median 14, Q3 22, max 30. Find the range and the IQR.</w:t>
@@ -1212,7 +1213,7 @@
                 <w:rFonts w:ascii="Avenir Next" w:hAnsi="Avenir Next" w:cs="Avenir Next" w:eastAsia="Avenir Next"/>
                 <w:b/>
                 <w:color w:val="1A1A1A"/>
-                <w:sz w:val="18"/>
+                <w:sz w:val="22"/>
                 <w:szCs w:val="18"/>
               </w:rPr>
               <w:t xml:space="preserve">Range; IQR</w:t>
@@ -1287,28 +1288,28 @@
                 <w:rFonts w:ascii="Avenir Next" w:hAnsi="Avenir Next" w:cs="Avenir Next" w:eastAsia="Avenir Next"/>
                 <w:b/>
                 <w:color w:val="1A1A1A"/>
+                <w:sz w:val="22"/>
+                <w:szCs w:val="20"/>
+              </w:rPr>
+              <w:t xml:space="preserve">3.</w:t>
+            </w:r>
+            <w:r>
+              <w:rPr>
+                <w:rFonts w:ascii="Avenir Next" w:hAnsi="Avenir Next" w:cs="Avenir Next" w:eastAsia="Avenir Next"/>
+                <w:color w:val="1A1A1A"/>
                 <w:sz w:val="20"/>
                 <w:szCs w:val="20"/>
               </w:rPr>
-              <w:t xml:space="preserve">3.</w:t>
-            </w:r>
-            <w:r>
-              <w:rPr>
-                <w:rFonts w:ascii="Avenir Next" w:hAnsi="Avenir Next" w:cs="Avenir Next" w:eastAsia="Avenir Next"/>
-                <w:color w:val="1A1A1A"/>
-                <w:sz w:val="20"/>
-                <w:szCs w:val="20"/>
-              </w:rPr>
               <w:tab/>
             </w:r>
             <w:r>
               <w:rPr>
                 <w:rFonts w:ascii="Avenir Next" w:hAnsi="Avenir Next" w:cs="Avenir Next" w:eastAsia="Avenir Next"/>
                 <w:color w:val="1A1A1A"/>
-                <w:sz w:val="20"/>
-                <w:szCs w:val="20"/>
-              </w:rPr>
-              <w:t xml:space="preserve">The greatest value in a data set doubles. What happens?</w:t>
+                <w:sz w:val="22"/>
+                <w:szCs w:val="20"/>
+              </w:rPr>
+              <w:t xml:space="preserve">In 1, 2, 3, 4, 5, 6, 7, the greatest value doubles to 14. Using medians of the halves, which spread measure changes?</w:t>
             </w:r>
           </w:p>
           <w:tbl>
@@ -1359,25 +1360,25 @@
                       <w:rFonts w:ascii="Avenir Next" w:hAnsi="Avenir Next" w:cs="Avenir Next" w:eastAsia="Avenir Next"/>
                       <w:b/>
                       <w:color w:val="003A70"/>
+                      <w:sz w:val="22"/>
+                      <w:szCs w:val="19"/>
+                    </w:rPr>
+                    <w:t xml:space="preserve">A</w:t>
+                  </w:r>
+                  <w:r>
+                    <w:rPr>
+                      <w:rFonts w:ascii="Avenir Next" w:hAnsi="Avenir Next" w:cs="Avenir Next" w:eastAsia="Avenir Next"/>
+                      <w:color w:val="1A1A1A"/>
                       <w:sz w:val="19"/>
                       <w:szCs w:val="19"/>
                     </w:rPr>
-                    <w:t xml:space="preserve">A</w:t>
-                  </w:r>
-                  <w:r>
-                    <w:rPr>
-                      <w:rFonts w:ascii="Avenir Next" w:hAnsi="Avenir Next" w:cs="Avenir Next" w:eastAsia="Avenir Next"/>
-                      <w:color w:val="1A1A1A"/>
-                      <w:sz w:val="19"/>
-                      <w:szCs w:val="19"/>
-                    </w:rPr>
                     <w:tab/>
                   </w:r>
                   <w:r>
                     <w:rPr>
                       <w:rFonts w:ascii="Avenir Next" w:hAnsi="Avenir Next" w:cs="Avenir Next" w:eastAsia="Avenir Next"/>
                       <w:color w:val="1A1A1A"/>
-                      <w:sz w:val="19"/>
+                      <w:sz w:val="22"/>
                       <w:szCs w:val="19"/>
                     </w:rPr>
                     <w:t xml:space="preserve">Only the IQR changes</w:t>
@@ -1402,25 +1403,25 @@
                       <w:rFonts w:ascii="Avenir Next" w:hAnsi="Avenir Next" w:cs="Avenir Next" w:eastAsia="Avenir Next"/>
                       <w:b/>
                       <w:color w:val="003A70"/>
+                      <w:sz w:val="22"/>
+                      <w:szCs w:val="19"/>
+                    </w:rPr>
+                    <w:t xml:space="preserve">B</w:t>
+                  </w:r>
+                  <w:r>
+                    <w:rPr>
+                      <w:rFonts w:ascii="Avenir Next" w:hAnsi="Avenir Next" w:cs="Avenir Next" w:eastAsia="Avenir Next"/>
+                      <w:color w:val="1A1A1A"/>
                       <w:sz w:val="19"/>
                       <w:szCs w:val="19"/>
                     </w:rPr>
-                    <w:t xml:space="preserve">B</w:t>
-                  </w:r>
-                  <w:r>
-                    <w:rPr>
-                      <w:rFonts w:ascii="Avenir Next" w:hAnsi="Avenir Next" w:cs="Avenir Next" w:eastAsia="Avenir Next"/>
-                      <w:color w:val="1A1A1A"/>
-                      <w:sz w:val="19"/>
-                      <w:szCs w:val="19"/>
-                    </w:rPr>
                     <w:tab/>
                   </w:r>
                   <w:r>
                     <w:rPr>
                       <w:rFonts w:ascii="Avenir Next" w:hAnsi="Avenir Next" w:cs="Avenir Next" w:eastAsia="Avenir Next"/>
                       <w:color w:val="1A1A1A"/>
-                      <w:sz w:val="19"/>
+                      <w:sz w:val="22"/>
                       <w:szCs w:val="19"/>
                     </w:rPr>
                     <w:t xml:space="preserve">Only the range changes</w:t>
@@ -1450,25 +1451,25 @@
                       <w:rFonts w:ascii="Avenir Next" w:hAnsi="Avenir Next" w:cs="Avenir Next" w:eastAsia="Avenir Next"/>
                       <w:b/>
                       <w:color w:val="003A70"/>
+                      <w:sz w:val="22"/>
+                      <w:szCs w:val="19"/>
+                    </w:rPr>
+                    <w:t xml:space="preserve">C</w:t>
+                  </w:r>
+                  <w:r>
+                    <w:rPr>
+                      <w:rFonts w:ascii="Avenir Next" w:hAnsi="Avenir Next" w:cs="Avenir Next" w:eastAsia="Avenir Next"/>
+                      <w:color w:val="1A1A1A"/>
                       <w:sz w:val="19"/>
                       <w:szCs w:val="19"/>
                     </w:rPr>
-                    <w:t xml:space="preserve">C</w:t>
-                  </w:r>
-                  <w:r>
-                    <w:rPr>
-                      <w:rFonts w:ascii="Avenir Next" w:hAnsi="Avenir Next" w:cs="Avenir Next" w:eastAsia="Avenir Next"/>
-                      <w:color w:val="1A1A1A"/>
-                      <w:sz w:val="19"/>
-                      <w:szCs w:val="19"/>
-                    </w:rPr>
                     <w:tab/>
                   </w:r>
                   <w:r>
                     <w:rPr>
                       <w:rFonts w:ascii="Avenir Next" w:hAnsi="Avenir Next" w:cs="Avenir Next" w:eastAsia="Avenir Next"/>
                       <w:color w:val="1A1A1A"/>
-                      <w:sz w:val="19"/>
+                      <w:sz w:val="22"/>
                       <w:szCs w:val="19"/>
                     </w:rPr>
                     <w:t xml:space="preserve">Both change</w:t>
@@ -1493,25 +1494,25 @@
                       <w:rFonts w:ascii="Avenir Next" w:hAnsi="Avenir Next" w:cs="Avenir Next" w:eastAsia="Avenir Next"/>
                       <w:b/>
                       <w:color w:val="003A70"/>
+                      <w:sz w:val="22"/>
+                      <w:szCs w:val="19"/>
+                    </w:rPr>
+                    <w:t xml:space="preserve">D</w:t>
+                  </w:r>
+                  <w:r>
+                    <w:rPr>
+                      <w:rFonts w:ascii="Avenir Next" w:hAnsi="Avenir Next" w:cs="Avenir Next" w:eastAsia="Avenir Next"/>
+                      <w:color w:val="1A1A1A"/>
                       <w:sz w:val="19"/>
                       <w:szCs w:val="19"/>
                     </w:rPr>
-                    <w:t xml:space="preserve">D</w:t>
-                  </w:r>
-                  <w:r>
-                    <w:rPr>
-                      <w:rFonts w:ascii="Avenir Next" w:hAnsi="Avenir Next" w:cs="Avenir Next" w:eastAsia="Avenir Next"/>
-                      <w:color w:val="1A1A1A"/>
-                      <w:sz w:val="19"/>
-                      <w:szCs w:val="19"/>
-                    </w:rPr>
                     <w:tab/>
                   </w:r>
                   <w:r>
                     <w:rPr>
                       <w:rFonts w:ascii="Avenir Next" w:hAnsi="Avenir Next" w:cs="Avenir Next" w:eastAsia="Avenir Next"/>
                       <w:color w:val="1A1A1A"/>
-                      <w:sz w:val="19"/>
+                      <w:sz w:val="22"/>
                       <w:szCs w:val="19"/>
                     </w:rPr>
                     <w:t xml:space="preserve">Neither changes</w:t>
@@ -1561,7 +1562,7 @@
         <w:rPr>
           <w:rFonts w:ascii="Avenir Next" w:hAnsi="Avenir Next" w:cs="Avenir Next" w:eastAsia="Avenir Next"/>
           <w:color w:val="1A1A1A"/>
-          <w:sz w:val="17"/>
+          <w:sz w:val="22"/>
           <w:szCs w:val="17"/>
         </w:rPr>
         <w:t xml:space="preserve">  I got it</w:t>
@@ -1579,7 +1580,7 @@
         <w:rPr>
           <w:rFonts w:ascii="Avenir Next" w:hAnsi="Avenir Next" w:cs="Avenir Next" w:eastAsia="Avenir Next"/>
           <w:color w:val="1A1A1A"/>
-          <w:sz w:val="17"/>
+          <w:sz w:val="22"/>
           <w:szCs w:val="17"/>
         </w:rPr>
         <w:t xml:space="preserve">  Almost</w:t>
@@ -1597,7 +1598,7 @@
         <w:rPr>
           <w:rFonts w:ascii="Avenir Next" w:hAnsi="Avenir Next" w:cs="Avenir Next" w:eastAsia="Avenir Next"/>
           <w:color w:val="1A1A1A"/>
-          <w:sz w:val="17"/>
+          <w:sz w:val="22"/>
           <w:szCs w:val="17"/>
         </w:rPr>
         <w:t xml:space="preserve">  I need help</w:t>
@@ -1636,7 +1637,7 @@
         <w:rPr>
           <w:rFonts w:ascii="Avenir Next" w:hAnsi="Avenir Next" w:cs="Avenir Next" w:eastAsia="Avenir Next"/>
           <w:color w:val="1A1A1A"/>
-          <w:sz w:val="18"/>
+          <w:sz w:val="22"/>
           <w:szCs w:val="18"/>
         </w:rPr>
         <w:t xml:space="preserve">Name</w:t>
@@ -1721,25 +1722,25 @@
                 <w:rFonts w:ascii="Avenir Next" w:hAnsi="Avenir Next" w:cs="Avenir Next" w:eastAsia="Avenir Next"/>
                 <w:b/>
                 <w:color w:val="1A1A1A"/>
+                <w:sz w:val="22"/>
+                <w:szCs w:val="20"/>
+              </w:rPr>
+              <w:t xml:space="preserve">1.</w:t>
+            </w:r>
+            <w:r>
+              <w:rPr>
+                <w:rFonts w:ascii="Avenir Next" w:hAnsi="Avenir Next" w:cs="Avenir Next" w:eastAsia="Avenir Next"/>
+                <w:color w:val="1A1A1A"/>
                 <w:sz w:val="20"/>
                 <w:szCs w:val="20"/>
               </w:rPr>
-              <w:t xml:space="preserve">1.</w:t>
-            </w:r>
-            <w:r>
-              <w:rPr>
-                <w:rFonts w:ascii="Avenir Next" w:hAnsi="Avenir Next" w:cs="Avenir Next" w:eastAsia="Avenir Next"/>
-                <w:color w:val="1A1A1A"/>
-                <w:sz w:val="20"/>
-                <w:szCs w:val="20"/>
-              </w:rPr>
               <w:tab/>
             </w:r>
             <w:r>
               <w:rPr>
                 <w:rFonts w:ascii="Avenir Next" w:hAnsi="Avenir Next" w:cs="Avenir Next" w:eastAsia="Avenir Next"/>
                 <w:color w:val="1A1A1A"/>
-                <w:sz w:val="20"/>
+                <w:sz w:val="22"/>
                 <w:szCs w:val="20"/>
               </w:rPr>
               <w:t xml:space="preserve">Find each IQR.</w:t>
@@ -1794,25 +1795,25 @@
                       <w:rFonts w:ascii="Avenir Next" w:hAnsi="Avenir Next" w:cs="Avenir Next" w:eastAsia="Avenir Next"/>
                       <w:b/>
                       <w:color w:val="003A70"/>
+                      <w:sz w:val="22"/>
+                      <w:szCs w:val="20"/>
+                    </w:rPr>
+                    <w:t xml:space="preserve">a.</w:t>
+                  </w:r>
+                  <w:r>
+                    <w:rPr>
+                      <w:rFonts w:ascii="Avenir Next" w:hAnsi="Avenir Next" w:cs="Avenir Next" w:eastAsia="Avenir Next"/>
+                      <w:color w:val="1A1A1A"/>
                       <w:sz w:val="20"/>
                       <w:szCs w:val="20"/>
                     </w:rPr>
-                    <w:t xml:space="preserve">a.</w:t>
-                  </w:r>
-                  <w:r>
-                    <w:rPr>
-                      <w:rFonts w:ascii="Avenir Next" w:hAnsi="Avenir Next" w:cs="Avenir Next" w:eastAsia="Avenir Next"/>
-                      <w:color w:val="1A1A1A"/>
-                      <w:sz w:val="20"/>
-                      <w:szCs w:val="20"/>
-                    </w:rPr>
                     <w:tab/>
                   </w:r>
                   <w:r>
                     <w:rPr>
                       <w:rFonts w:ascii="Avenir Next" w:hAnsi="Avenir Next" w:cs="Avenir Next" w:eastAsia="Avenir Next"/>
                       <w:color w:val="1A1A1A"/>
-                      <w:sz w:val="20"/>
+                      <w:sz w:val="22"/>
                       <w:szCs w:val="20"/>
                     </w:rPr>
                     <w:t xml:space="preserve">X: Q1 = 14, Q3 = 26</w:t>
@@ -1856,25 +1857,25 @@
                       <w:rFonts w:ascii="Avenir Next" w:hAnsi="Avenir Next" w:cs="Avenir Next" w:eastAsia="Avenir Next"/>
                       <w:b/>
                       <w:color w:val="003A70"/>
+                      <w:sz w:val="22"/>
+                      <w:szCs w:val="20"/>
+                    </w:rPr>
+                    <w:t xml:space="preserve">b.</w:t>
+                  </w:r>
+                  <w:r>
+                    <w:rPr>
+                      <w:rFonts w:ascii="Avenir Next" w:hAnsi="Avenir Next" w:cs="Avenir Next" w:eastAsia="Avenir Next"/>
+                      <w:color w:val="1A1A1A"/>
                       <w:sz w:val="20"/>
                       <w:szCs w:val="20"/>
                     </w:rPr>
-                    <w:t xml:space="preserve">b.</w:t>
-                  </w:r>
-                  <w:r>
-                    <w:rPr>
-                      <w:rFonts w:ascii="Avenir Next" w:hAnsi="Avenir Next" w:cs="Avenir Next" w:eastAsia="Avenir Next"/>
-                      <w:color w:val="1A1A1A"/>
-                      <w:sz w:val="20"/>
-                      <w:szCs w:val="20"/>
-                    </w:rPr>
                     <w:tab/>
                   </w:r>
                   <w:r>
                     <w:rPr>
                       <w:rFonts w:ascii="Avenir Next" w:hAnsi="Avenir Next" w:cs="Avenir Next" w:eastAsia="Avenir Next"/>
                       <w:color w:val="1A1A1A"/>
-                      <w:sz w:val="20"/>
+                      <w:sz w:val="22"/>
                       <w:szCs w:val="20"/>
                     </w:rPr>
                     <w:t xml:space="preserve">Y: Q1 = 17, Q3 = 21</w:t>
@@ -1967,25 +1968,25 @@
                 <w:rFonts w:ascii="Avenir Next" w:hAnsi="Avenir Next" w:cs="Avenir Next" w:eastAsia="Avenir Next"/>
                 <w:b/>
                 <w:color w:val="1A1A1A"/>
+                <w:sz w:val="22"/>
+                <w:szCs w:val="20"/>
+              </w:rPr>
+              <w:t xml:space="preserve">2.</w:t>
+            </w:r>
+            <w:r>
+              <w:rPr>
+                <w:rFonts w:ascii="Avenir Next" w:hAnsi="Avenir Next" w:cs="Avenir Next" w:eastAsia="Avenir Next"/>
+                <w:color w:val="1A1A1A"/>
                 <w:sz w:val="20"/>
                 <w:szCs w:val="20"/>
               </w:rPr>
-              <w:t xml:space="preserve">2.</w:t>
-            </w:r>
-            <w:r>
-              <w:rPr>
-                <w:rFonts w:ascii="Avenir Next" w:hAnsi="Avenir Next" w:cs="Avenir Next" w:eastAsia="Avenir Next"/>
-                <w:color w:val="1A1A1A"/>
-                <w:sz w:val="20"/>
-                <w:szCs w:val="20"/>
-              </w:rPr>
               <w:tab/>
             </w:r>
             <w:r>
               <w:rPr>
                 <w:rFonts w:ascii="Avenir Next" w:hAnsi="Avenir Next" w:cs="Avenir Next" w:eastAsia="Avenir Next"/>
                 <w:color w:val="1A1A1A"/>
-                <w:sz w:val="20"/>
+                <w:sz w:val="22"/>
                 <w:szCs w:val="20"/>
               </w:rPr>
               <w:t xml:space="preserve">Team 1: range 30, IQR 6. Team 2: range 18, IQR 14. Which team has the more consistent middle half?</w:t>
@@ -2004,7 +2005,7 @@
                 <w:rFonts w:ascii="Avenir Next" w:hAnsi="Avenir Next" w:cs="Avenir Next" w:eastAsia="Avenir Next"/>
                 <w:b/>
                 <w:color w:val="1A1A1A"/>
-                <w:sz w:val="18"/>
+                <w:sz w:val="22"/>
                 <w:szCs w:val="18"/>
               </w:rPr>
               <w:t xml:space="preserve">Team</w:t>
@@ -2079,25 +2080,25 @@
                 <w:rFonts w:ascii="Avenir Next" w:hAnsi="Avenir Next" w:cs="Avenir Next" w:eastAsia="Avenir Next"/>
                 <w:b/>
                 <w:color w:val="1A1A1A"/>
+                <w:sz w:val="22"/>
+                <w:szCs w:val="20"/>
+              </w:rPr>
+              <w:t xml:space="preserve">3.</w:t>
+            </w:r>
+            <w:r>
+              <w:rPr>
+                <w:rFonts w:ascii="Avenir Next" w:hAnsi="Avenir Next" w:cs="Avenir Next" w:eastAsia="Avenir Next"/>
+                <w:color w:val="1A1A1A"/>
                 <w:sz w:val="20"/>
                 <w:szCs w:val="20"/>
               </w:rPr>
-              <w:t xml:space="preserve">3.</w:t>
-            </w:r>
-            <w:r>
-              <w:rPr>
-                <w:rFonts w:ascii="Avenir Next" w:hAnsi="Avenir Next" w:cs="Avenir Next" w:eastAsia="Avenir Next"/>
-                <w:color w:val="1A1A1A"/>
-                <w:sz w:val="20"/>
-                <w:szCs w:val="20"/>
-              </w:rPr>
               <w:tab/>
             </w:r>
             <w:r>
               <w:rPr>
                 <w:rFonts w:ascii="Avenir Next" w:hAnsi="Avenir Next" w:cs="Avenir Next" w:eastAsia="Avenir Next"/>
                 <w:color w:val="1A1A1A"/>
-                <w:sz w:val="20"/>
+                <w:sz w:val="22"/>
                 <w:szCs w:val="20"/>
               </w:rPr>
               <w:t xml:space="preserve">One test score is far below the rest. Which measure of spread is better?</w:t>
@@ -2153,25 +2154,25 @@
                       <w:rFonts w:ascii="Avenir Next" w:hAnsi="Avenir Next" w:cs="Avenir Next" w:eastAsia="Avenir Next"/>
                       <w:b/>
                       <w:color w:val="003A70"/>
+                      <w:sz w:val="22"/>
+                      <w:szCs w:val="19"/>
+                    </w:rPr>
+                    <w:t xml:space="preserve">A</w:t>
+                  </w:r>
+                  <w:r>
+                    <w:rPr>
+                      <w:rFonts w:ascii="Avenir Next" w:hAnsi="Avenir Next" w:cs="Avenir Next" w:eastAsia="Avenir Next"/>
+                      <w:color w:val="1A1A1A"/>
                       <w:sz w:val="19"/>
                       <w:szCs w:val="19"/>
                     </w:rPr>
-                    <w:t xml:space="preserve">A</w:t>
-                  </w:r>
-                  <w:r>
-                    <w:rPr>
-                      <w:rFonts w:ascii="Avenir Next" w:hAnsi="Avenir Next" w:cs="Avenir Next" w:eastAsia="Avenir Next"/>
-                      <w:color w:val="1A1A1A"/>
-                      <w:sz w:val="19"/>
-                      <w:szCs w:val="19"/>
-                    </w:rPr>
                     <w:tab/>
                   </w:r>
                   <w:r>
                     <w:rPr>
                       <w:rFonts w:ascii="Avenir Next" w:hAnsi="Avenir Next" w:cs="Avenir Next" w:eastAsia="Avenir Next"/>
                       <w:color w:val="1A1A1A"/>
-                      <w:sz w:val="19"/>
+                      <w:sz w:val="22"/>
                       <w:szCs w:val="19"/>
                     </w:rPr>
                     <w:t xml:space="preserve">range</w:t>
@@ -2196,25 +2197,25 @@
                       <w:rFonts w:ascii="Avenir Next" w:hAnsi="Avenir Next" w:cs="Avenir Next" w:eastAsia="Avenir Next"/>
                       <w:b/>
                       <w:color w:val="003A70"/>
+                      <w:sz w:val="22"/>
+                      <w:szCs w:val="19"/>
+                    </w:rPr>
+                    <w:t xml:space="preserve">B</w:t>
+                  </w:r>
+                  <w:r>
+                    <w:rPr>
+                      <w:rFonts w:ascii="Avenir Next" w:hAnsi="Avenir Next" w:cs="Avenir Next" w:eastAsia="Avenir Next"/>
+                      <w:color w:val="1A1A1A"/>
                       <w:sz w:val="19"/>
                       <w:szCs w:val="19"/>
                     </w:rPr>
-                    <w:t xml:space="preserve">B</w:t>
-                  </w:r>
-                  <w:r>
-                    <w:rPr>
-                      <w:rFonts w:ascii="Avenir Next" w:hAnsi="Avenir Next" w:cs="Avenir Next" w:eastAsia="Avenir Next"/>
-                      <w:color w:val="1A1A1A"/>
-                      <w:sz w:val="19"/>
-                      <w:szCs w:val="19"/>
-                    </w:rPr>
                     <w:tab/>
                   </w:r>
                   <w:r>
                     <w:rPr>
                       <w:rFonts w:ascii="Avenir Next" w:hAnsi="Avenir Next" w:cs="Avenir Next" w:eastAsia="Avenir Next"/>
                       <w:color w:val="1A1A1A"/>
-                      <w:sz w:val="19"/>
+                      <w:sz w:val="22"/>
                       <w:szCs w:val="19"/>
                     </w:rPr>
                     <w:t xml:space="preserve">IQR</w:t>
@@ -2239,25 +2240,25 @@
                       <w:rFonts w:ascii="Avenir Next" w:hAnsi="Avenir Next" w:cs="Avenir Next" w:eastAsia="Avenir Next"/>
                       <w:b/>
                       <w:color w:val="003A70"/>
+                      <w:sz w:val="22"/>
+                      <w:szCs w:val="19"/>
+                    </w:rPr>
+                    <w:t xml:space="preserve">C</w:t>
+                  </w:r>
+                  <w:r>
+                    <w:rPr>
+                      <w:rFonts w:ascii="Avenir Next" w:hAnsi="Avenir Next" w:cs="Avenir Next" w:eastAsia="Avenir Next"/>
+                      <w:color w:val="1A1A1A"/>
                       <w:sz w:val="19"/>
                       <w:szCs w:val="19"/>
                     </w:rPr>
-                    <w:t xml:space="preserve">C</w:t>
-                  </w:r>
-                  <w:r>
-                    <w:rPr>
-                      <w:rFonts w:ascii="Avenir Next" w:hAnsi="Avenir Next" w:cs="Avenir Next" w:eastAsia="Avenir Next"/>
-                      <w:color w:val="1A1A1A"/>
-                      <w:sz w:val="19"/>
-                      <w:szCs w:val="19"/>
-                    </w:rPr>
                     <w:tab/>
                   </w:r>
                   <w:r>
                     <w:rPr>
                       <w:rFonts w:ascii="Avenir Next" w:hAnsi="Avenir Next" w:cs="Avenir Next" w:eastAsia="Avenir Next"/>
                       <w:color w:val="1A1A1A"/>
-                      <w:sz w:val="19"/>
+                      <w:sz w:val="22"/>
                       <w:szCs w:val="19"/>
                     </w:rPr>
                     <w:t xml:space="preserve">greatest value</w:t>
@@ -2282,25 +2283,25 @@
                       <w:rFonts w:ascii="Avenir Next" w:hAnsi="Avenir Next" w:cs="Avenir Next" w:eastAsia="Avenir Next"/>
                       <w:b/>
                       <w:color w:val="003A70"/>
+                      <w:sz w:val="22"/>
+                      <w:szCs w:val="19"/>
+                    </w:rPr>
+                    <w:t xml:space="preserve">D</w:t>
+                  </w:r>
+                  <w:r>
+                    <w:rPr>
+                      <w:rFonts w:ascii="Avenir Next" w:hAnsi="Avenir Next" w:cs="Avenir Next" w:eastAsia="Avenir Next"/>
+                      <w:color w:val="1A1A1A"/>
                       <w:sz w:val="19"/>
                       <w:szCs w:val="19"/>
                     </w:rPr>
-                    <w:t xml:space="preserve">D</w:t>
-                  </w:r>
-                  <w:r>
-                    <w:rPr>
-                      <w:rFonts w:ascii="Avenir Next" w:hAnsi="Avenir Next" w:cs="Avenir Next" w:eastAsia="Avenir Next"/>
-                      <w:color w:val="1A1A1A"/>
-                      <w:sz w:val="19"/>
-                      <w:szCs w:val="19"/>
-                    </w:rPr>
                     <w:tab/>
                   </w:r>
                   <w:r>
                     <w:rPr>
                       <w:rFonts w:ascii="Avenir Next" w:hAnsi="Avenir Next" w:cs="Avenir Next" w:eastAsia="Avenir Next"/>
                       <w:color w:val="1A1A1A"/>
-                      <w:sz w:val="19"/>
+                      <w:sz w:val="22"/>
                       <w:szCs w:val="19"/>
                     </w:rPr>
                     <w:t xml:space="preserve">least value</w:t>
@@ -2350,7 +2351,7 @@
         <w:rPr>
           <w:rFonts w:ascii="Avenir Next" w:hAnsi="Avenir Next" w:cs="Avenir Next" w:eastAsia="Avenir Next"/>
           <w:color w:val="1A1A1A"/>
-          <w:sz w:val="17"/>
+          <w:sz w:val="22"/>
           <w:szCs w:val="17"/>
         </w:rPr>
         <w:t xml:space="preserve">  I got it</w:t>
@@ -2368,7 +2369,7 @@
         <w:rPr>
           <w:rFonts w:ascii="Avenir Next" w:hAnsi="Avenir Next" w:cs="Avenir Next" w:eastAsia="Avenir Next"/>
           <w:color w:val="1A1A1A"/>
-          <w:sz w:val="17"/>
+          <w:sz w:val="22"/>
           <w:szCs w:val="17"/>
         </w:rPr>
         <w:t xml:space="preserve">  Almost</w:t>
@@ -2386,7 +2387,7 @@
         <w:rPr>
           <w:rFonts w:ascii="Avenir Next" w:hAnsi="Avenir Next" w:cs="Avenir Next" w:eastAsia="Avenir Next"/>
           <w:color w:val="1A1A1A"/>
-          <w:sz w:val="17"/>
+          <w:sz w:val="22"/>
           <w:szCs w:val="17"/>
         </w:rPr>
         <w:t xml:space="preserve">  I need help</w:t>
@@ -2443,7 +2444,7 @@
         <w:rPr>
           <w:rFonts w:ascii="Avenir Next" w:hAnsi="Avenir Next" w:cs="Avenir Next" w:eastAsia="Avenir Next"/>
           <w:color w:val="1A1A1A"/>
-          <w:sz w:val="18"/>
+          <w:sz w:val="22"/>
           <w:szCs w:val="18"/>
         </w:rPr>
         <w:t xml:space="preserve">Name</w:t>
@@ -2528,25 +2529,25 @@
                 <w:rFonts w:ascii="Avenir Next" w:hAnsi="Avenir Next" w:cs="Avenir Next" w:eastAsia="Avenir Next"/>
                 <w:b/>
                 <w:color w:val="1A1A1A"/>
+                <w:sz w:val="22"/>
+                <w:szCs w:val="20"/>
+              </w:rPr>
+              <w:t xml:space="preserve">1.</w:t>
+            </w:r>
+            <w:r>
+              <w:rPr>
+                <w:rFonts w:ascii="Avenir Next" w:hAnsi="Avenir Next" w:cs="Avenir Next" w:eastAsia="Avenir Next"/>
+                <w:color w:val="1A1A1A"/>
                 <w:sz w:val="20"/>
                 <w:szCs w:val="20"/>
               </w:rPr>
-              <w:t xml:space="preserve">1.</w:t>
-            </w:r>
-            <w:r>
-              <w:rPr>
-                <w:rFonts w:ascii="Avenir Next" w:hAnsi="Avenir Next" w:cs="Avenir Next" w:eastAsia="Avenir Next"/>
-                <w:color w:val="1A1A1A"/>
-                <w:sz w:val="20"/>
-                <w:szCs w:val="20"/>
-              </w:rPr>
               <w:tab/>
             </w:r>
             <w:r>
               <w:rPr>
                 <w:rFonts w:ascii="Avenir Next" w:hAnsi="Avenir Next" w:cs="Avenir Next" w:eastAsia="Avenir Next"/>
                 <w:color w:val="1A1A1A"/>
-                <w:sz w:val="20"/>
+                <w:sz w:val="22"/>
                 <w:szCs w:val="20"/>
               </w:rPr>
               <w:t xml:space="preserve">Find each IQR.</w:t>
@@ -2601,25 +2602,25 @@
                       <w:rFonts w:ascii="Avenir Next" w:hAnsi="Avenir Next" w:cs="Avenir Next" w:eastAsia="Avenir Next"/>
                       <w:b/>
                       <w:color w:val="003A70"/>
+                      <w:sz w:val="22"/>
+                      <w:szCs w:val="20"/>
+                    </w:rPr>
+                    <w:t xml:space="preserve">a.</w:t>
+                  </w:r>
+                  <w:r>
+                    <w:rPr>
+                      <w:rFonts w:ascii="Avenir Next" w:hAnsi="Avenir Next" w:cs="Avenir Next" w:eastAsia="Avenir Next"/>
+                      <w:color w:val="1A1A1A"/>
                       <w:sz w:val="20"/>
                       <w:szCs w:val="20"/>
                     </w:rPr>
-                    <w:t xml:space="preserve">a.</w:t>
-                  </w:r>
-                  <w:r>
-                    <w:rPr>
-                      <w:rFonts w:ascii="Avenir Next" w:hAnsi="Avenir Next" w:cs="Avenir Next" w:eastAsia="Avenir Next"/>
-                      <w:color w:val="1A1A1A"/>
-                      <w:sz w:val="20"/>
-                      <w:szCs w:val="20"/>
-                    </w:rPr>
                     <w:tab/>
                   </w:r>
                   <w:r>
                     <w:rPr>
                       <w:rFonts w:ascii="Avenir Next" w:hAnsi="Avenir Next" w:cs="Avenir Next" w:eastAsia="Avenir Next"/>
                       <w:color w:val="1A1A1A"/>
-                      <w:sz w:val="20"/>
+                      <w:sz w:val="22"/>
                       <w:szCs w:val="20"/>
                     </w:rPr>
                     <w:t xml:space="preserve">X: Q1 = 14, Q3 = 26</w:t>
@@ -2663,25 +2664,25 @@
                       <w:rFonts w:ascii="Avenir Next" w:hAnsi="Avenir Next" w:cs="Avenir Next" w:eastAsia="Avenir Next"/>
                       <w:b/>
                       <w:color w:val="003A70"/>
+                      <w:sz w:val="22"/>
+                      <w:szCs w:val="20"/>
+                    </w:rPr>
+                    <w:t xml:space="preserve">b.</w:t>
+                  </w:r>
+                  <w:r>
+                    <w:rPr>
+                      <w:rFonts w:ascii="Avenir Next" w:hAnsi="Avenir Next" w:cs="Avenir Next" w:eastAsia="Avenir Next"/>
+                      <w:color w:val="1A1A1A"/>
                       <w:sz w:val="20"/>
                       <w:szCs w:val="20"/>
                     </w:rPr>
-                    <w:t xml:space="preserve">b.</w:t>
-                  </w:r>
-                  <w:r>
-                    <w:rPr>
-                      <w:rFonts w:ascii="Avenir Next" w:hAnsi="Avenir Next" w:cs="Avenir Next" w:eastAsia="Avenir Next"/>
-                      <w:color w:val="1A1A1A"/>
-                      <w:sz w:val="20"/>
-                      <w:szCs w:val="20"/>
-                    </w:rPr>
                     <w:tab/>
                   </w:r>
                   <w:r>
                     <w:rPr>
                       <w:rFonts w:ascii="Avenir Next" w:hAnsi="Avenir Next" w:cs="Avenir Next" w:eastAsia="Avenir Next"/>
                       <w:color w:val="1A1A1A"/>
-                      <w:sz w:val="20"/>
+                      <w:sz w:val="22"/>
                       <w:szCs w:val="20"/>
                     </w:rPr>
                     <w:t xml:space="preserve">Y: Q1 = 17, Q3 = 21</w:t>
@@ -2774,25 +2775,25 @@
                 <w:rFonts w:ascii="Avenir Next" w:hAnsi="Avenir Next" w:cs="Avenir Next" w:eastAsia="Avenir Next"/>
                 <w:b/>
                 <w:color w:val="1A1A1A"/>
+                <w:sz w:val="22"/>
+                <w:szCs w:val="20"/>
+              </w:rPr>
+              <w:t xml:space="preserve">2.</w:t>
+            </w:r>
+            <w:r>
+              <w:rPr>
+                <w:rFonts w:ascii="Avenir Next" w:hAnsi="Avenir Next" w:cs="Avenir Next" w:eastAsia="Avenir Next"/>
+                <w:color w:val="1A1A1A"/>
                 <w:sz w:val="20"/>
                 <w:szCs w:val="20"/>
               </w:rPr>
-              <w:t xml:space="preserve">2.</w:t>
-            </w:r>
-            <w:r>
-              <w:rPr>
-                <w:rFonts w:ascii="Avenir Next" w:hAnsi="Avenir Next" w:cs="Avenir Next" w:eastAsia="Avenir Next"/>
-                <w:color w:val="1A1A1A"/>
-                <w:sz w:val="20"/>
-                <w:szCs w:val="20"/>
-              </w:rPr>
               <w:tab/>
             </w:r>
             <w:r>
               <w:rPr>
                 <w:rFonts w:ascii="Avenir Next" w:hAnsi="Avenir Next" w:cs="Avenir Next" w:eastAsia="Avenir Next"/>
                 <w:color w:val="1A1A1A"/>
-                <w:sz w:val="20"/>
+                <w:sz w:val="22"/>
                 <w:szCs w:val="20"/>
               </w:rPr>
               <w:t xml:space="preserve">Team 1: range 30, IQR 6. Team 2: range 18, IQR 14. Which team has the more consistent middle half?</w:t>
@@ -2811,7 +2812,7 @@
                 <w:rFonts w:ascii="Avenir Next" w:hAnsi="Avenir Next" w:cs="Avenir Next" w:eastAsia="Avenir Next"/>
                 <w:b/>
                 <w:color w:val="1A1A1A"/>
-                <w:sz w:val="18"/>
+                <w:sz w:val="22"/>
                 <w:szCs w:val="18"/>
               </w:rPr>
               <w:t xml:space="preserve">Team</w:t>
@@ -2886,25 +2887,25 @@
                 <w:rFonts w:ascii="Avenir Next" w:hAnsi="Avenir Next" w:cs="Avenir Next" w:eastAsia="Avenir Next"/>
                 <w:b/>
                 <w:color w:val="1A1A1A"/>
+                <w:sz w:val="22"/>
+                <w:szCs w:val="20"/>
+              </w:rPr>
+              <w:t xml:space="preserve">3.</w:t>
+            </w:r>
+            <w:r>
+              <w:rPr>
+                <w:rFonts w:ascii="Avenir Next" w:hAnsi="Avenir Next" w:cs="Avenir Next" w:eastAsia="Avenir Next"/>
+                <w:color w:val="1A1A1A"/>
                 <w:sz w:val="20"/>
                 <w:szCs w:val="20"/>
               </w:rPr>
-              <w:t xml:space="preserve">3.</w:t>
-            </w:r>
-            <w:r>
-              <w:rPr>
-                <w:rFonts w:ascii="Avenir Next" w:hAnsi="Avenir Next" w:cs="Avenir Next" w:eastAsia="Avenir Next"/>
-                <w:color w:val="1A1A1A"/>
-                <w:sz w:val="20"/>
-                <w:szCs w:val="20"/>
-              </w:rPr>
               <w:tab/>
             </w:r>
             <w:r>
               <w:rPr>
                 <w:rFonts w:ascii="Avenir Next" w:hAnsi="Avenir Next" w:cs="Avenir Next" w:eastAsia="Avenir Next"/>
                 <w:color w:val="1A1A1A"/>
-                <w:sz w:val="20"/>
+                <w:sz w:val="22"/>
                 <w:szCs w:val="20"/>
               </w:rPr>
               <w:t xml:space="preserve">One test score is far below the rest. Which measure of spread is better?</w:t>
@@ -2960,25 +2961,25 @@
                       <w:rFonts w:ascii="Avenir Next" w:hAnsi="Avenir Next" w:cs="Avenir Next" w:eastAsia="Avenir Next"/>
                       <w:b/>
                       <w:color w:val="003A70"/>
+                      <w:sz w:val="22"/>
+                      <w:szCs w:val="19"/>
+                    </w:rPr>
+                    <w:t xml:space="preserve">A</w:t>
+                  </w:r>
+                  <w:r>
+                    <w:rPr>
+                      <w:rFonts w:ascii="Avenir Next" w:hAnsi="Avenir Next" w:cs="Avenir Next" w:eastAsia="Avenir Next"/>
+                      <w:color w:val="1A1A1A"/>
                       <w:sz w:val="19"/>
                       <w:szCs w:val="19"/>
                     </w:rPr>
-                    <w:t xml:space="preserve">A</w:t>
-                  </w:r>
-                  <w:r>
-                    <w:rPr>
-                      <w:rFonts w:ascii="Avenir Next" w:hAnsi="Avenir Next" w:cs="Avenir Next" w:eastAsia="Avenir Next"/>
-                      <w:color w:val="1A1A1A"/>
-                      <w:sz w:val="19"/>
-                      <w:szCs w:val="19"/>
-                    </w:rPr>
                     <w:tab/>
                   </w:r>
                   <w:r>
                     <w:rPr>
                       <w:rFonts w:ascii="Avenir Next" w:hAnsi="Avenir Next" w:cs="Avenir Next" w:eastAsia="Avenir Next"/>
                       <w:color w:val="1A1A1A"/>
-                      <w:sz w:val="19"/>
+                      <w:sz w:val="22"/>
                       <w:szCs w:val="19"/>
                     </w:rPr>
                     <w:t xml:space="preserve">range</w:t>
@@ -3003,25 +3004,25 @@
                       <w:rFonts w:ascii="Avenir Next" w:hAnsi="Avenir Next" w:cs="Avenir Next" w:eastAsia="Avenir Next"/>
                       <w:b/>
                       <w:color w:val="003A70"/>
+                      <w:sz w:val="22"/>
+                      <w:szCs w:val="19"/>
+                    </w:rPr>
+                    <w:t xml:space="preserve">B</w:t>
+                  </w:r>
+                  <w:r>
+                    <w:rPr>
+                      <w:rFonts w:ascii="Avenir Next" w:hAnsi="Avenir Next" w:cs="Avenir Next" w:eastAsia="Avenir Next"/>
+                      <w:color w:val="1A1A1A"/>
                       <w:sz w:val="19"/>
                       <w:szCs w:val="19"/>
                     </w:rPr>
-                    <w:t xml:space="preserve">B</w:t>
-                  </w:r>
-                  <w:r>
-                    <w:rPr>
-                      <w:rFonts w:ascii="Avenir Next" w:hAnsi="Avenir Next" w:cs="Avenir Next" w:eastAsia="Avenir Next"/>
-                      <w:color w:val="1A1A1A"/>
-                      <w:sz w:val="19"/>
-                      <w:szCs w:val="19"/>
-                    </w:rPr>
                     <w:tab/>
                   </w:r>
                   <w:r>
                     <w:rPr>
                       <w:rFonts w:ascii="Avenir Next" w:hAnsi="Avenir Next" w:cs="Avenir Next" w:eastAsia="Avenir Next"/>
                       <w:color w:val="1A1A1A"/>
-                      <w:sz w:val="19"/>
+                      <w:sz w:val="22"/>
                       <w:szCs w:val="19"/>
                     </w:rPr>
                     <w:t xml:space="preserve">IQR</w:t>
@@ -3046,25 +3047,25 @@
                       <w:rFonts w:ascii="Avenir Next" w:hAnsi="Avenir Next" w:cs="Avenir Next" w:eastAsia="Avenir Next"/>
                       <w:b/>
                       <w:color w:val="003A70"/>
+                      <w:sz w:val="22"/>
+                      <w:szCs w:val="19"/>
+                    </w:rPr>
+                    <w:t xml:space="preserve">C</w:t>
+                  </w:r>
+                  <w:r>
+                    <w:rPr>
+                      <w:rFonts w:ascii="Avenir Next" w:hAnsi="Avenir Next" w:cs="Avenir Next" w:eastAsia="Avenir Next"/>
+                      <w:color w:val="1A1A1A"/>
                       <w:sz w:val="19"/>
                       <w:szCs w:val="19"/>
                     </w:rPr>
-                    <w:t xml:space="preserve">C</w:t>
-                  </w:r>
-                  <w:r>
-                    <w:rPr>
-                      <w:rFonts w:ascii="Avenir Next" w:hAnsi="Avenir Next" w:cs="Avenir Next" w:eastAsia="Avenir Next"/>
-                      <w:color w:val="1A1A1A"/>
-                      <w:sz w:val="19"/>
-                      <w:szCs w:val="19"/>
-                    </w:rPr>
                     <w:tab/>
                   </w:r>
                   <w:r>
                     <w:rPr>
                       <w:rFonts w:ascii="Avenir Next" w:hAnsi="Avenir Next" w:cs="Avenir Next" w:eastAsia="Avenir Next"/>
                       <w:color w:val="1A1A1A"/>
-                      <w:sz w:val="19"/>
+                      <w:sz w:val="22"/>
                       <w:szCs w:val="19"/>
                     </w:rPr>
                     <w:t xml:space="preserve">greatest value</w:t>
@@ -3089,25 +3090,25 @@
                       <w:rFonts w:ascii="Avenir Next" w:hAnsi="Avenir Next" w:cs="Avenir Next" w:eastAsia="Avenir Next"/>
                       <w:b/>
                       <w:color w:val="003A70"/>
+                      <w:sz w:val="22"/>
+                      <w:szCs w:val="19"/>
+                    </w:rPr>
+                    <w:t xml:space="preserve">D</w:t>
+                  </w:r>
+                  <w:r>
+                    <w:rPr>
+                      <w:rFonts w:ascii="Avenir Next" w:hAnsi="Avenir Next" w:cs="Avenir Next" w:eastAsia="Avenir Next"/>
+                      <w:color w:val="1A1A1A"/>
                       <w:sz w:val="19"/>
                       <w:szCs w:val="19"/>
                     </w:rPr>
-                    <w:t xml:space="preserve">D</w:t>
-                  </w:r>
-                  <w:r>
-                    <w:rPr>
-                      <w:rFonts w:ascii="Avenir Next" w:hAnsi="Avenir Next" w:cs="Avenir Next" w:eastAsia="Avenir Next"/>
-                      <w:color w:val="1A1A1A"/>
-                      <w:sz w:val="19"/>
-                      <w:szCs w:val="19"/>
-                    </w:rPr>
                     <w:tab/>
                   </w:r>
                   <w:r>
                     <w:rPr>
                       <w:rFonts w:ascii="Avenir Next" w:hAnsi="Avenir Next" w:cs="Avenir Next" w:eastAsia="Avenir Next"/>
                       <w:color w:val="1A1A1A"/>
-                      <w:sz w:val="19"/>
+                      <w:sz w:val="22"/>
                       <w:szCs w:val="19"/>
                     </w:rPr>
                     <w:t xml:space="preserve">least value</w:t>
@@ -3157,7 +3158,7 @@
         <w:rPr>
           <w:rFonts w:ascii="Avenir Next" w:hAnsi="Avenir Next" w:cs="Avenir Next" w:eastAsia="Avenir Next"/>
           <w:color w:val="1A1A1A"/>
-          <w:sz w:val="17"/>
+          <w:sz w:val="22"/>
           <w:szCs w:val="17"/>
         </w:rPr>
         <w:t xml:space="preserve">  I got it</w:t>
@@ -3175,7 +3176,7 @@
         <w:rPr>
           <w:rFonts w:ascii="Avenir Next" w:hAnsi="Avenir Next" w:cs="Avenir Next" w:eastAsia="Avenir Next"/>
           <w:color w:val="1A1A1A"/>
-          <w:sz w:val="17"/>
+          <w:sz w:val="22"/>
           <w:szCs w:val="17"/>
         </w:rPr>
         <w:t xml:space="preserve">  Almost</w:t>
@@ -3193,7 +3194,7 @@
         <w:rPr>
           <w:rFonts w:ascii="Avenir Next" w:hAnsi="Avenir Next" w:cs="Avenir Next" w:eastAsia="Avenir Next"/>
           <w:color w:val="1A1A1A"/>
-          <w:sz w:val="17"/>
+          <w:sz w:val="22"/>
           <w:szCs w:val="17"/>
         </w:rPr>
         <w:t xml:space="preserve">  I need help</w:t>
@@ -3287,7 +3288,106 @@
               <w:sz w:val="15"/>
               <w:szCs w:val="15"/>
             </w:rPr>
-            <w:t xml:space="preserve">Lesson 2-5  ·  Exit Tickets  ·  two per page</w:t>
+            <w:t xml:space="preserve">2-5 · Page </w:t>
+          </w:r>
+          <w:r>
+            <w:rPr>
+              <w:rFonts w:ascii="Avenir Next" w:hAnsi="Avenir Next" w:cs="Avenir Next" w:eastAsia="Avenir Next"/>
+              <w:color w:val="5A5F66"/>
+              <w:sz w:val="15"/>
+              <w:szCs w:val="15"/>
+            </w:rPr>
+            <w:fldChar w:fldCharType="begin"/>
+          </w:r>
+          <w:r>
+            <w:rPr>
+              <w:rFonts w:ascii="Avenir Next" w:hAnsi="Avenir Next" w:cs="Avenir Next" w:eastAsia="Avenir Next"/>
+              <w:color w:val="5A5F66"/>
+              <w:sz w:val="15"/>
+              <w:szCs w:val="15"/>
+            </w:rPr>
+            <w:instrText xml:space="preserve"> PAGE </w:instrText>
+          </w:r>
+          <w:r>
+            <w:rPr>
+              <w:rFonts w:ascii="Avenir Next" w:hAnsi="Avenir Next" w:cs="Avenir Next" w:eastAsia="Avenir Next"/>
+              <w:color w:val="5A5F66"/>
+              <w:sz w:val="15"/>
+              <w:szCs w:val="15"/>
+            </w:rPr>
+            <w:fldChar w:fldCharType="separate"/>
+          </w:r>
+          <w:r>
+            <w:rPr>
+              <w:rFonts w:ascii="Avenir Next" w:hAnsi="Avenir Next" w:cs="Avenir Next" w:eastAsia="Avenir Next"/>
+              <w:color w:val="5A5F66"/>
+              <w:sz w:val="15"/>
+              <w:szCs w:val="15"/>
+            </w:rPr>
+            <w:t xml:space="preserve">1</w:t>
+          </w:r>
+          <w:r>
+            <w:rPr>
+              <w:rFonts w:ascii="Avenir Next" w:hAnsi="Avenir Next" w:cs="Avenir Next" w:eastAsia="Avenir Next"/>
+              <w:color w:val="5A5F66"/>
+              <w:sz w:val="15"/>
+              <w:szCs w:val="15"/>
+            </w:rPr>
+            <w:fldChar w:fldCharType="end"/>
+          </w:r>
+          <w:r>
+            <w:rPr>
+              <w:rFonts w:ascii="Avenir Next" w:hAnsi="Avenir Next" w:cs="Avenir Next" w:eastAsia="Avenir Next"/>
+              <w:color w:val="5A5F66"/>
+              <w:sz w:val="15"/>
+              <w:szCs w:val="15"/>
+            </w:rPr>
+            <w:t xml:space="preserve"> of </w:t>
+          </w:r>
+          <w:r>
+            <w:rPr>
+              <w:rFonts w:ascii="Avenir Next" w:hAnsi="Avenir Next" w:cs="Avenir Next" w:eastAsia="Avenir Next"/>
+              <w:color w:val="5A5F66"/>
+              <w:sz w:val="15"/>
+              <w:szCs w:val="15"/>
+            </w:rPr>
+            <w:fldChar w:fldCharType="begin"/>
+          </w:r>
+          <w:r>
+            <w:rPr>
+              <w:rFonts w:ascii="Avenir Next" w:hAnsi="Avenir Next" w:cs="Avenir Next" w:eastAsia="Avenir Next"/>
+              <w:color w:val="5A5F66"/>
+              <w:sz w:val="15"/>
+              <w:szCs w:val="15"/>
+            </w:rPr>
+            <w:instrText xml:space="preserve"> NUMPAGES </w:instrText>
+          </w:r>
+          <w:r>
+            <w:rPr>
+              <w:rFonts w:ascii="Avenir Next" w:hAnsi="Avenir Next" w:cs="Avenir Next" w:eastAsia="Avenir Next"/>
+              <w:color w:val="5A5F66"/>
+              <w:sz w:val="15"/>
+              <w:szCs w:val="15"/>
+            </w:rPr>
+            <w:fldChar w:fldCharType="separate"/>
+          </w:r>
+          <w:r>
+            <w:rPr>
+              <w:rFonts w:ascii="Avenir Next" w:hAnsi="Avenir Next" w:cs="Avenir Next" w:eastAsia="Avenir Next"/>
+              <w:color w:val="5A5F66"/>
+              <w:sz w:val="15"/>
+              <w:szCs w:val="15"/>
+            </w:rPr>
+            <w:t xml:space="preserve">1</w:t>
+          </w:r>
+          <w:r>
+            <w:rPr>
+              <w:rFonts w:ascii="Avenir Next" w:hAnsi="Avenir Next" w:cs="Avenir Next" w:eastAsia="Avenir Next"/>
+              <w:color w:val="5A5F66"/>
+              <w:sz w:val="15"/>
+              <w:szCs w:val="15"/>
+            </w:rPr>
+            <w:fldChar w:fldCharType="end"/>
           </w:r>
         </w:p>
       </w:tc>
@@ -3330,5 +3430,23 @@
       </w:tblCellMar>
     </w:tblPr>
   </w:style>
+  <w:style w:type="paragraph" w:styleId="Heading1">
+    <w:name w:val="heading 1"/>
+    <w:basedOn w:val="Normal"/>
+    <w:pPr>
+      <w:outlineLvl w:val="0"/>
+      <w:keepNext w:val="0"/>
+      <w:keepLines w:val="0"/>
+    </w:pPr>
+  </w:style>
+  <w:style w:type="paragraph" w:styleId="Heading2">
+    <w:name w:val="heading 2"/>
+    <w:basedOn w:val="Normal"/>
+    <w:pPr>
+      <w:outlineLvl w:val="1"/>
+      <w:keepNext w:val="0"/>
+      <w:keepLines w:val="0"/>
+    </w:pPr>
+  </w:style>
 </w:styles>
 </file>